--- a/templates/02_sub/qc_sub_cartonbox_log.docx
+++ b/templates/02_sub/qc_sub_cartonbox_log.docx
@@ -1,6 +1,6 @@
 
 <file path=word/document.xml><?xml version="1.0" encoding="utf-8"?>
-<w:document xmlns:wpc="http://schemas.microsoft.com/office/word/2010/wordprocessingCanvas" xmlns:cx="http://schemas.microsoft.com/office/drawing/2014/chartex" xmlns:cx1="http://schemas.microsoft.com/office/drawing/2015/9/8/chartex" xmlns:cx2="http://schemas.microsoft.com/office/drawing/2015/10/21/chartex" xmlns:cx3="http://schemas.microsoft.com/office/drawing/2016/5/9/chartex" xmlns:cx4="http://schemas.microsoft.com/office/drawing/2016/5/10/chartex" xmlns:cx5="http://schemas.microsoft.com/office/drawing/2016/5/11/chartex" xmlns:cx6="http://schemas.microsoft.com/office/drawing/2016/5/12/chartex" xmlns:cx7="http://schemas.microsoft.com/office/drawing/2016/5/13/chartex" xmlns:cx8="http://schemas.microsoft.com/office/drawing/2016/5/14/chartex" xmlns:mc="http://schemas.openxmlformats.org/markup-compatibility/2006" xmlns:aink="http://schemas.microsoft.com/office/drawing/2016/ink" xmlns:am3d="http://schemas.microsoft.com/office/drawing/2017/model3d" xmlns:o="urn:schemas-microsoft-com:office:office" xmlns:oel="http://schemas.microsoft.com/office/2019/extlst" xmlns:r="http://schemas.openxmlformats.org/officeDocument/2006/relationships" xmlns:m="http://schemas.openxmlformats.org/officeDocument/2006/math" xmlns:v="urn:schemas-microsoft-com:vml" xmlns:wp14="http://schemas.microsoft.com/office/word/2010/wordprocessingDrawing" xmlns:wp="http://schemas.openxmlformats.org/drawingml/2006/wordprocessingDrawing" xmlns:w10="urn:schemas-microsoft-com:office:word" xmlns:w="http://schemas.openxmlformats.org/wordprocessingml/2006/main" xmlns:w14="http://schemas.microsoft.com/office/word/2010/wordml" xmlns:w15="http://schemas.microsoft.com/office/word/2012/wordml" xmlns:w16cex="http://schemas.microsoft.com/office/word/2018/wordml/cex" xmlns:w16cid="http://schemas.microsoft.com/office/word/2016/wordml/cid" xmlns:w16="http://schemas.microsoft.com/office/word/2018/wordml" xmlns:w16du="http://schemas.microsoft.com/office/word/2023/wordml/word16du" xmlns:w16sdtdh="http://schemas.microsoft.com/office/word/2020/wordml/sdtdatahash" xmlns:w16sdtfl="http://schemas.microsoft.com/office/word/2024/wordml/sdtformatlock" xmlns:w16se="http://schemas.microsoft.com/office/word/2015/wordml/symex" xmlns:wpg="http://schemas.microsoft.com/office/word/2010/wordprocessingGroup" xmlns:wpi="http://schemas.microsoft.com/office/word/2010/wordprocessingInk" xmlns:wne="http://schemas.microsoft.com/office/word/2006/wordml" xmlns:wps="http://schemas.microsoft.com/office/word/2010/wordprocessingShape" mc:Ignorable="w14 w15 w16se w16cid w16 w16cex w16sdtdh w16sdtfl w16du wp14">
+<w:document xmlns:wpc="http://schemas.microsoft.com/office/word/2010/wordprocessingCanvas" xmlns:cx="http://schemas.microsoft.com/office/drawing/2014/chartex" xmlns:mc="http://schemas.openxmlformats.org/markup-compatibility/2006" xmlns:o="urn:schemas-microsoft-com:office:office" xmlns:r="http://schemas.openxmlformats.org/officeDocument/2006/relationships" xmlns:m="http://schemas.openxmlformats.org/officeDocument/2006/math" xmlns:v="urn:schemas-microsoft-com:vml" xmlns:wp14="http://schemas.microsoft.com/office/word/2010/wordprocessingDrawing" xmlns:wp="http://schemas.openxmlformats.org/drawingml/2006/wordprocessingDrawing" xmlns:w10="urn:schemas-microsoft-com:office:word" xmlns:w="http://schemas.openxmlformats.org/wordprocessingml/2006/main" xmlns:w14="http://schemas.microsoft.com/office/word/2010/wordml" xmlns:w15="http://schemas.microsoft.com/office/word/2012/wordml" xmlns:w16se="http://schemas.microsoft.com/office/word/2015/wordml/symex" xmlns:wpg="http://schemas.microsoft.com/office/word/2010/wordprocessingGroup" xmlns:wpi="http://schemas.microsoft.com/office/word/2010/wordprocessingInk" xmlns:wne="http://schemas.microsoft.com/office/word/2006/wordml" xmlns:wps="http://schemas.microsoft.com/office/word/2010/wordprocessingShape" mc:Ignorable="w14 w15 w16se wp14">
   <w:body>
     <w:p>
       <w:pPr>
@@ -389,7 +389,7 @@
             <w:tcBorders>
               <w:top w:val="single" w:sz="2" w:space="0" w:color="000000"/>
               <w:left w:val="nil"/>
-              <w:bottom w:val="single" w:sz="2" w:space="0" w:color="000000"/>
+              <w:bottom w:val="single" w:sz="4" w:space="0" w:color="auto"/>
               <w:right w:val="nil"/>
             </w:tcBorders>
             <w:vAlign w:val="center"/>
@@ -410,10 +410,10 @@
           <w:tcPr>
             <w:tcW w:w="1306" w:type="dxa"/>
             <w:tcBorders>
-              <w:top w:val="single" w:sz="2" w:space="0" w:color="000000"/>
-              <w:left w:val="single" w:sz="2" w:space="0" w:color="000000"/>
-              <w:bottom w:val="single" w:sz="2" w:space="0" w:color="000000"/>
-              <w:right w:val="single" w:sz="2" w:space="0" w:color="000000"/>
+              <w:top w:val="single" w:sz="4" w:space="0" w:color="auto"/>
+              <w:left w:val="single" w:sz="4" w:space="0" w:color="auto"/>
+              <w:bottom w:val="single" w:sz="4" w:space="0" w:color="auto"/>
+              <w:right w:val="single" w:sz="4" w:space="0" w:color="auto"/>
             </w:tcBorders>
             <w:vAlign w:val="center"/>
           </w:tcPr>
@@ -453,10 +453,10 @@
             <w:tcW w:w="4199" w:type="dxa"/>
             <w:gridSpan w:val="4"/>
             <w:tcBorders>
-              <w:top w:val="single" w:sz="2" w:space="0" w:color="000000"/>
-              <w:left w:val="nil"/>
-              <w:bottom w:val="single" w:sz="2" w:space="0" w:color="000000"/>
-              <w:right w:val="single" w:sz="2" w:space="0" w:color="000000"/>
+              <w:top w:val="single" w:sz="4" w:space="0" w:color="auto"/>
+              <w:left w:val="single" w:sz="4" w:space="0" w:color="auto"/>
+              <w:bottom w:val="single" w:sz="4" w:space="0" w:color="auto"/>
+              <w:right w:val="single" w:sz="4" w:space="0" w:color="auto"/>
             </w:tcBorders>
             <w:vAlign w:val="center"/>
           </w:tcPr>
@@ -496,10 +496,10 @@
             <w:tcW w:w="1271" w:type="dxa"/>
             <w:gridSpan w:val="3"/>
             <w:tcBorders>
-              <w:top w:val="single" w:sz="2" w:space="0" w:color="000000"/>
-              <w:left w:val="nil"/>
-              <w:bottom w:val="single" w:sz="2" w:space="0" w:color="000000"/>
-              <w:right w:val="single" w:sz="2" w:space="0" w:color="000000"/>
+              <w:top w:val="single" w:sz="4" w:space="0" w:color="auto"/>
+              <w:left w:val="single" w:sz="4" w:space="0" w:color="auto"/>
+              <w:bottom w:val="single" w:sz="4" w:space="0" w:color="auto"/>
+              <w:right w:val="single" w:sz="4" w:space="0" w:color="auto"/>
             </w:tcBorders>
             <w:vAlign w:val="center"/>
           </w:tcPr>
@@ -523,10 +523,10 @@
             <w:tcW w:w="1721" w:type="dxa"/>
             <w:gridSpan w:val="2"/>
             <w:tcBorders>
-              <w:top w:val="single" w:sz="2" w:space="0" w:color="000000"/>
-              <w:left w:val="nil"/>
-              <w:bottom w:val="single" w:sz="2" w:space="0" w:color="000000"/>
-              <w:right w:val="single" w:sz="2" w:space="0" w:color="000000"/>
+              <w:top w:val="single" w:sz="4" w:space="0" w:color="auto"/>
+              <w:left w:val="single" w:sz="4" w:space="0" w:color="auto"/>
+              <w:bottom w:val="single" w:sz="4" w:space="0" w:color="auto"/>
+              <w:right w:val="single" w:sz="4" w:space="0" w:color="auto"/>
             </w:tcBorders>
             <w:vAlign w:val="center"/>
           </w:tcPr>
@@ -546,10 +546,10 @@
           <w:tcPr>
             <w:tcW w:w="1306" w:type="dxa"/>
             <w:tcBorders>
-              <w:top w:val="nil"/>
-              <w:left w:val="single" w:sz="2" w:space="0" w:color="000000"/>
-              <w:bottom w:val="single" w:sz="2" w:space="0" w:color="000000"/>
-              <w:right w:val="single" w:sz="2" w:space="0" w:color="000000"/>
+              <w:top w:val="single" w:sz="4" w:space="0" w:color="auto"/>
+              <w:left w:val="single" w:sz="4" w:space="0" w:color="auto"/>
+              <w:bottom w:val="single" w:sz="4" w:space="0" w:color="auto"/>
+              <w:right w:val="single" w:sz="4" w:space="0" w:color="auto"/>
             </w:tcBorders>
             <w:vAlign w:val="center"/>
           </w:tcPr>
@@ -572,10 +572,10 @@
           <w:tcPr>
             <w:tcW w:w="1525" w:type="dxa"/>
             <w:tcBorders>
-              <w:top w:val="nil"/>
-              <w:left w:val="nil"/>
-              <w:bottom w:val="single" w:sz="2" w:space="0" w:color="000000"/>
-              <w:right w:val="single" w:sz="2" w:space="0" w:color="000000"/>
+              <w:top w:val="single" w:sz="4" w:space="0" w:color="auto"/>
+              <w:left w:val="single" w:sz="4" w:space="0" w:color="auto"/>
+              <w:bottom w:val="single" w:sz="4" w:space="0" w:color="auto"/>
+              <w:right w:val="single" w:sz="4" w:space="0" w:color="auto"/>
             </w:tcBorders>
             <w:vAlign w:val="center"/>
           </w:tcPr>
@@ -614,10 +614,10 @@
           <w:tcPr>
             <w:tcW w:w="1399" w:type="dxa"/>
             <w:tcBorders>
-              <w:top w:val="nil"/>
-              <w:left w:val="nil"/>
-              <w:bottom w:val="single" w:sz="2" w:space="0" w:color="000000"/>
-              <w:right w:val="single" w:sz="2" w:space="0" w:color="000000"/>
+              <w:top w:val="single" w:sz="4" w:space="0" w:color="auto"/>
+              <w:left w:val="single" w:sz="4" w:space="0" w:color="auto"/>
+              <w:bottom w:val="single" w:sz="4" w:space="0" w:color="auto"/>
+              <w:right w:val="single" w:sz="4" w:space="0" w:color="auto"/>
             </w:tcBorders>
             <w:vAlign w:val="center"/>
           </w:tcPr>
@@ -641,10 +641,10 @@
             <w:tcW w:w="1275" w:type="dxa"/>
             <w:gridSpan w:val="2"/>
             <w:tcBorders>
-              <w:top w:val="nil"/>
-              <w:left w:val="nil"/>
-              <w:bottom w:val="single" w:sz="2" w:space="0" w:color="000000"/>
-              <w:right w:val="single" w:sz="2" w:space="0" w:color="000000"/>
+              <w:top w:val="single" w:sz="4" w:space="0" w:color="auto"/>
+              <w:left w:val="single" w:sz="4" w:space="0" w:color="auto"/>
+              <w:bottom w:val="single" w:sz="4" w:space="0" w:color="auto"/>
+              <w:right w:val="single" w:sz="4" w:space="0" w:color="auto"/>
             </w:tcBorders>
             <w:vAlign w:val="center"/>
           </w:tcPr>
@@ -684,10 +684,10 @@
             <w:tcW w:w="1271" w:type="dxa"/>
             <w:gridSpan w:val="3"/>
             <w:tcBorders>
-              <w:top w:val="nil"/>
-              <w:left w:val="nil"/>
-              <w:bottom w:val="single" w:sz="2" w:space="0" w:color="000000"/>
-              <w:right w:val="single" w:sz="2" w:space="0" w:color="000000"/>
+              <w:top w:val="single" w:sz="4" w:space="0" w:color="auto"/>
+              <w:left w:val="single" w:sz="4" w:space="0" w:color="auto"/>
+              <w:bottom w:val="single" w:sz="4" w:space="0" w:color="auto"/>
+              <w:right w:val="single" w:sz="4" w:space="0" w:color="auto"/>
             </w:tcBorders>
             <w:vAlign w:val="center"/>
           </w:tcPr>
@@ -712,7 +712,6 @@
               </w:rPr>
               <w:t xml:space="preserve"> </w:t>
             </w:r>
-            <w:proofErr w:type="spellStart"/>
             <w:r>
               <w:rPr>
                 <w:rFonts w:ascii="맑은 고딕" w:eastAsia="맑은 고딕" w:cs="맑은 고딕" w:hint="eastAsia"/>
@@ -721,7 +720,6 @@
               </w:rPr>
               <w:t>험</w:t>
             </w:r>
-            <w:proofErr w:type="spellEnd"/>
             <w:r>
               <w:rPr>
                 <w:rFonts w:ascii="맑은 고딕" w:eastAsia="맑은 고딕" w:cs="맑은 고딕"/>
@@ -745,21 +743,28 @@
             <w:tcW w:w="1721" w:type="dxa"/>
             <w:gridSpan w:val="2"/>
             <w:tcBorders>
-              <w:top w:val="nil"/>
-              <w:left w:val="nil"/>
-              <w:bottom w:val="single" w:sz="2" w:space="0" w:color="000000"/>
-              <w:right w:val="single" w:sz="2" w:space="0" w:color="000000"/>
-            </w:tcBorders>
-            <w:vAlign w:val="center"/>
-          </w:tcPr>
-          <w:p>
-            <w:pPr>
-              <w:pStyle w:val="s0"/>
-              <w:jc w:val="center"/>
-            </w:pPr>
-            <w:r>
-              <w:rPr>
-                <w:rFonts w:hint="eastAsia"/>
+              <w:top w:val="single" w:sz="4" w:space="0" w:color="auto"/>
+              <w:left w:val="single" w:sz="4" w:space="0" w:color="auto"/>
+              <w:bottom w:val="single" w:sz="4" w:space="0" w:color="auto"/>
+              <w:right w:val="single" w:sz="4" w:space="0" w:color="auto"/>
+            </w:tcBorders>
+            <w:vAlign w:val="center"/>
+          </w:tcPr>
+          <w:p>
+            <w:pPr>
+              <w:pStyle w:val="s0"/>
+              <w:jc w:val="center"/>
+              <w:rPr>
+                <w:rFonts w:asciiTheme="minorEastAsia" w:eastAsiaTheme="minorEastAsia" w:hAnsiTheme="minorEastAsia"/>
+                <w:sz w:val="20"/>
+                <w:szCs w:val="20"/>
+              </w:rPr>
+            </w:pPr>
+            <w:r>
+              <w:rPr>
+                <w:rFonts w:asciiTheme="minorEastAsia" w:eastAsiaTheme="minorEastAsia" w:hAnsiTheme="minorEastAsia" w:hint="eastAsia"/>
+                <w:sz w:val="20"/>
+                <w:szCs w:val="20"/>
               </w:rPr>
               <w:t>이상은</w:t>
             </w:r>
@@ -774,10 +779,10 @@
           <w:tcPr>
             <w:tcW w:w="1306" w:type="dxa"/>
             <w:tcBorders>
-              <w:top w:val="nil"/>
-              <w:left w:val="single" w:sz="2" w:space="0" w:color="000000"/>
-              <w:bottom w:val="single" w:sz="2" w:space="0" w:color="000000"/>
-              <w:right w:val="single" w:sz="2" w:space="0" w:color="000000"/>
+              <w:top w:val="single" w:sz="4" w:space="0" w:color="auto"/>
+              <w:left w:val="single" w:sz="4" w:space="0" w:color="auto"/>
+              <w:bottom w:val="single" w:sz="4" w:space="0" w:color="auto"/>
+              <w:right w:val="single" w:sz="4" w:space="0" w:color="auto"/>
             </w:tcBorders>
             <w:vAlign w:val="center"/>
           </w:tcPr>
@@ -801,10 +806,10 @@
             <w:tcW w:w="7191" w:type="dxa"/>
             <w:gridSpan w:val="9"/>
             <w:tcBorders>
-              <w:top w:val="single" w:sz="2" w:space="0" w:color="000000"/>
-              <w:left w:val="nil"/>
-              <w:bottom w:val="single" w:sz="2" w:space="0" w:color="000000"/>
-              <w:right w:val="single" w:sz="2" w:space="0" w:color="000000"/>
+              <w:top w:val="single" w:sz="4" w:space="0" w:color="auto"/>
+              <w:left w:val="single" w:sz="4" w:space="0" w:color="auto"/>
+              <w:bottom w:val="single" w:sz="4" w:space="0" w:color="auto"/>
+              <w:right w:val="single" w:sz="4" w:space="0" w:color="auto"/>
             </w:tcBorders>
             <w:vAlign w:val="center"/>
           </w:tcPr>
@@ -829,7 +834,6 @@
               </w:rPr>
               <w:t xml:space="preserve"> </w:t>
             </w:r>
-            <w:proofErr w:type="spellStart"/>
             <w:r>
               <w:rPr>
                 <w:rFonts w:ascii="맑은 고딕" w:eastAsia="맑은 고딕" w:cs="맑은 고딕" w:hint="eastAsia"/>
@@ -838,7 +842,6 @@
               </w:rPr>
               <w:t>험</w:t>
             </w:r>
-            <w:proofErr w:type="spellEnd"/>
             <w:r>
               <w:rPr>
                 <w:rFonts w:ascii="맑은 고딕" w:eastAsia="맑은 고딕" w:cs="맑은 고딕"/>
@@ -882,10 +885,10 @@
           <w:tcPr>
             <w:tcW w:w="1306" w:type="dxa"/>
             <w:tcBorders>
-              <w:top w:val="nil"/>
-              <w:left w:val="single" w:sz="2" w:space="0" w:color="000000"/>
-              <w:bottom w:val="single" w:sz="2" w:space="0" w:color="000000"/>
-              <w:right w:val="single" w:sz="2" w:space="0" w:color="000000"/>
+              <w:top w:val="single" w:sz="4" w:space="0" w:color="auto"/>
+              <w:left w:val="single" w:sz="4" w:space="0" w:color="auto"/>
+              <w:bottom w:val="single" w:sz="4" w:space="0" w:color="auto"/>
+              <w:right w:val="single" w:sz="4" w:space="0" w:color="auto"/>
             </w:tcBorders>
             <w:vAlign w:val="center"/>
           </w:tcPr>
@@ -1052,13 +1055,9 @@
           <w:p>
             <w:pPr>
               <w:pStyle w:val="s0"/>
-              <w:jc w:val="center"/>
-            </w:pPr>
-          </w:p>
-          <w:p>
-            <w:pPr>
-              <w:pStyle w:val="s0"/>
-              <w:jc w:val="center"/>
+              <w:rPr>
+                <w:rFonts w:hint="eastAsia"/>
+              </w:rPr>
             </w:pPr>
           </w:p>
         </w:tc>
@@ -1067,10 +1066,10 @@
             <w:tcW w:w="7191" w:type="dxa"/>
             <w:gridSpan w:val="9"/>
             <w:tcBorders>
-              <w:top w:val="single" w:sz="2" w:space="0" w:color="000000"/>
-              <w:left w:val="nil"/>
-              <w:bottom w:val="single" w:sz="2" w:space="0" w:color="000000"/>
-              <w:right w:val="single" w:sz="2" w:space="0" w:color="000000"/>
+              <w:top w:val="single" w:sz="4" w:space="0" w:color="auto"/>
+              <w:left w:val="single" w:sz="4" w:space="0" w:color="auto"/>
+              <w:bottom w:val="single" w:sz="4" w:space="0" w:color="auto"/>
+              <w:right w:val="single" w:sz="4" w:space="0" w:color="auto"/>
             </w:tcBorders>
             <w:vAlign w:val="center"/>
           </w:tcPr>
@@ -1157,6 +1156,8 @@
               </w:rPr>
               <w:t>일치 여부를 확인함</w:t>
             </w:r>
+            <w:bookmarkStart w:id="0" w:name="_GoBack"/>
+            <w:bookmarkEnd w:id="0"/>
           </w:p>
           <w:p>
             <w:pPr>
@@ -1179,25 +1180,7 @@
                 <w:sz w:val="20"/>
                 <w:szCs w:val="20"/>
               </w:rPr>
-              <w:t xml:space="preserve">이물질이 </w:t>
-            </w:r>
-            <w:proofErr w:type="spellStart"/>
-            <w:r>
-              <w:rPr>
-                <w:rFonts w:ascii="맑은 고딕" w:eastAsia="맑은 고딕" w:cs="맑은 고딕" w:hint="eastAsia"/>
-                <w:sz w:val="20"/>
-                <w:szCs w:val="20"/>
-              </w:rPr>
-              <w:t>묻어있는지</w:t>
-            </w:r>
-            <w:proofErr w:type="spellEnd"/>
-            <w:r>
-              <w:rPr>
-                <w:rFonts w:ascii="맑은 고딕" w:eastAsia="맑은 고딕" w:cs="맑은 고딕" w:hint="eastAsia"/>
-                <w:sz w:val="20"/>
-                <w:szCs w:val="20"/>
-              </w:rPr>
-              <w:t xml:space="preserve"> 확인함</w:t>
+              <w:t>이물질이 묻어있는지 확인함</w:t>
             </w:r>
           </w:p>
           <w:p>
@@ -1257,10 +1240,10 @@
           <w:tcPr>
             <w:tcW w:w="1306" w:type="dxa"/>
             <w:tcBorders>
-              <w:top w:val="nil"/>
-              <w:left w:val="single" w:sz="2" w:space="0" w:color="000000"/>
-              <w:bottom w:val="single" w:sz="2" w:space="0" w:color="000000"/>
-              <w:right w:val="single" w:sz="2" w:space="0" w:color="000000"/>
+              <w:top w:val="single" w:sz="4" w:space="0" w:color="auto"/>
+              <w:left w:val="single" w:sz="4" w:space="0" w:color="auto"/>
+              <w:bottom w:val="single" w:sz="4" w:space="0" w:color="auto"/>
+              <w:right w:val="single" w:sz="4" w:space="0" w:color="auto"/>
             </w:tcBorders>
             <w:vAlign w:val="center"/>
           </w:tcPr>
@@ -1300,10 +1283,10 @@
             <w:tcW w:w="7191" w:type="dxa"/>
             <w:gridSpan w:val="9"/>
             <w:tcBorders>
-              <w:top w:val="single" w:sz="2" w:space="0" w:color="000000"/>
-              <w:left w:val="nil"/>
-              <w:bottom w:val="single" w:sz="2" w:space="0" w:color="000000"/>
-              <w:right w:val="single" w:sz="2" w:space="0" w:color="000000"/>
+              <w:top w:val="single" w:sz="4" w:space="0" w:color="auto"/>
+              <w:left w:val="single" w:sz="4" w:space="0" w:color="auto"/>
+              <w:bottom w:val="single" w:sz="4" w:space="0" w:color="auto"/>
+              <w:right w:val="single" w:sz="4" w:space="0" w:color="auto"/>
             </w:tcBorders>
             <w:vAlign w:val="center"/>
           </w:tcPr>
@@ -1617,7 +1600,6 @@
               </w:rPr>
               <w:t xml:space="preserve"> </w:t>
             </w:r>
-            <w:proofErr w:type="spellStart"/>
             <w:r>
               <w:rPr>
                 <w:rFonts w:ascii="맑은 고딕" w:eastAsia="맑은 고딕" w:cs="맑은 고딕" w:hint="eastAsia"/>
@@ -1628,7 +1610,6 @@
               </w:rPr>
               <w:t>년한</w:t>
             </w:r>
-            <w:proofErr w:type="spellEnd"/>
           </w:p>
         </w:tc>
       </w:tr>
@@ -1704,7 +1685,6 @@
               <w:pStyle w:val="s0"/>
               <w:jc w:val="center"/>
             </w:pPr>
-            <w:proofErr w:type="spellStart"/>
             <w:r>
               <w:rPr>
                 <w:rFonts w:ascii="맑은 고딕" w:eastAsia="맑은 고딕" w:cs="맑은 고딕" w:hint="eastAsia"/>
@@ -1713,7 +1693,6 @@
               </w:rPr>
               <w:t>발급시</w:t>
             </w:r>
-            <w:proofErr w:type="spellEnd"/>
           </w:p>
         </w:tc>
         <w:tc>
@@ -1781,9 +1760,6 @@
     <w:p>
       <w:pPr>
         <w:pStyle w:val="s0"/>
-        <w:rPr>
-          <w:rFonts w:hint="eastAsia"/>
-        </w:rPr>
       </w:pPr>
     </w:p>
     <w:sectPr>
@@ -1797,7 +1773,7 @@
 </file>
 
 <file path=word/endnotes.xml><?xml version="1.0" encoding="utf-8"?>
-<w:endnotes xmlns:wpc="http://schemas.microsoft.com/office/word/2010/wordprocessingCanvas" xmlns:cx="http://schemas.microsoft.com/office/drawing/2014/chartex" xmlns:cx1="http://schemas.microsoft.com/office/drawing/2015/9/8/chartex" xmlns:cx2="http://schemas.microsoft.com/office/drawing/2015/10/21/chartex" xmlns:cx3="http://schemas.microsoft.com/office/drawing/2016/5/9/chartex" xmlns:cx4="http://schemas.microsoft.com/office/drawing/2016/5/10/chartex" xmlns:cx5="http://schemas.microsoft.com/office/drawing/2016/5/11/chartex" xmlns:cx6="http://schemas.microsoft.com/office/drawing/2016/5/12/chartex" xmlns:cx7="http://schemas.microsoft.com/office/drawing/2016/5/13/chartex" xmlns:cx8="http://schemas.microsoft.com/office/drawing/2016/5/14/chartex" xmlns:mc="http://schemas.openxmlformats.org/markup-compatibility/2006" xmlns:aink="http://schemas.microsoft.com/office/drawing/2016/ink" xmlns:am3d="http://schemas.microsoft.com/office/drawing/2017/model3d" xmlns:o="urn:schemas-microsoft-com:office:office" xmlns:oel="http://schemas.microsoft.com/office/2019/extlst" xmlns:r="http://schemas.openxmlformats.org/officeDocument/2006/relationships" xmlns:m="http://schemas.openxmlformats.org/officeDocument/2006/math" xmlns:v="urn:schemas-microsoft-com:vml" xmlns:wp14="http://schemas.microsoft.com/office/word/2010/wordprocessingDrawing" xmlns:wp="http://schemas.openxmlformats.org/drawingml/2006/wordprocessingDrawing" xmlns:w10="urn:schemas-microsoft-com:office:word" xmlns:w="http://schemas.openxmlformats.org/wordprocessingml/2006/main" xmlns:w14="http://schemas.microsoft.com/office/word/2010/wordml" xmlns:w15="http://schemas.microsoft.com/office/word/2012/wordml" xmlns:w16cex="http://schemas.microsoft.com/office/word/2018/wordml/cex" xmlns:w16cid="http://schemas.microsoft.com/office/word/2016/wordml/cid" xmlns:w16="http://schemas.microsoft.com/office/word/2018/wordml" xmlns:w16du="http://schemas.microsoft.com/office/word/2023/wordml/word16du" xmlns:w16sdtdh="http://schemas.microsoft.com/office/word/2020/wordml/sdtdatahash" xmlns:w16sdtfl="http://schemas.microsoft.com/office/word/2024/wordml/sdtformatlock" xmlns:w16se="http://schemas.microsoft.com/office/word/2015/wordml/symex" xmlns:wpg="http://schemas.microsoft.com/office/word/2010/wordprocessingGroup" xmlns:wpi="http://schemas.microsoft.com/office/word/2010/wordprocessingInk" xmlns:wne="http://schemas.microsoft.com/office/word/2006/wordml" xmlns:wps="http://schemas.microsoft.com/office/word/2010/wordprocessingShape" mc:Ignorable="w14 w15 w16se w16cid w16 w16cex w16sdtdh w16sdtfl w16du wp14">
+<w:endnotes xmlns:wpc="http://schemas.microsoft.com/office/word/2010/wordprocessingCanvas" xmlns:cx="http://schemas.microsoft.com/office/drawing/2014/chartex" xmlns:mc="http://schemas.openxmlformats.org/markup-compatibility/2006" xmlns:o="urn:schemas-microsoft-com:office:office" xmlns:r="http://schemas.openxmlformats.org/officeDocument/2006/relationships" xmlns:m="http://schemas.openxmlformats.org/officeDocument/2006/math" xmlns:v="urn:schemas-microsoft-com:vml" xmlns:wp14="http://schemas.microsoft.com/office/word/2010/wordprocessingDrawing" xmlns:wp="http://schemas.openxmlformats.org/drawingml/2006/wordprocessingDrawing" xmlns:w10="urn:schemas-microsoft-com:office:word" xmlns:w="http://schemas.openxmlformats.org/wordprocessingml/2006/main" xmlns:w14="http://schemas.microsoft.com/office/word/2010/wordml" xmlns:w15="http://schemas.microsoft.com/office/word/2012/wordml" xmlns:w16se="http://schemas.microsoft.com/office/word/2015/wordml/symex" xmlns:wpg="http://schemas.microsoft.com/office/word/2010/wordprocessingGroup" xmlns:wpi="http://schemas.microsoft.com/office/word/2010/wordprocessingInk" xmlns:wne="http://schemas.microsoft.com/office/word/2006/wordml" xmlns:wps="http://schemas.microsoft.com/office/word/2010/wordprocessingShape" mc:Ignorable="w14 w15 w16se wp14">
   <w:endnote w:type="separator" w:id="-1">
     <w:p>
       <w:pPr>
@@ -1822,7 +1798,7 @@
 </file>
 
 <file path=word/footnotes.xml><?xml version="1.0" encoding="utf-8"?>
-<w:footnotes xmlns:wpc="http://schemas.microsoft.com/office/word/2010/wordprocessingCanvas" xmlns:cx="http://schemas.microsoft.com/office/drawing/2014/chartex" xmlns:cx1="http://schemas.microsoft.com/office/drawing/2015/9/8/chartex" xmlns:cx2="http://schemas.microsoft.com/office/drawing/2015/10/21/chartex" xmlns:cx3="http://schemas.microsoft.com/office/drawing/2016/5/9/chartex" xmlns:cx4="http://schemas.microsoft.com/office/drawing/2016/5/10/chartex" xmlns:cx5="http://schemas.microsoft.com/office/drawing/2016/5/11/chartex" xmlns:cx6="http://schemas.microsoft.com/office/drawing/2016/5/12/chartex" xmlns:cx7="http://schemas.microsoft.com/office/drawing/2016/5/13/chartex" xmlns:cx8="http://schemas.microsoft.com/office/drawing/2016/5/14/chartex" xmlns:mc="http://schemas.openxmlformats.org/markup-compatibility/2006" xmlns:aink="http://schemas.microsoft.com/office/drawing/2016/ink" xmlns:am3d="http://schemas.microsoft.com/office/drawing/2017/model3d" xmlns:o="urn:schemas-microsoft-com:office:office" xmlns:oel="http://schemas.microsoft.com/office/2019/extlst" xmlns:r="http://schemas.openxmlformats.org/officeDocument/2006/relationships" xmlns:m="http://schemas.openxmlformats.org/officeDocument/2006/math" xmlns:v="urn:schemas-microsoft-com:vml" xmlns:wp14="http://schemas.microsoft.com/office/word/2010/wordprocessingDrawing" xmlns:wp="http://schemas.openxmlformats.org/drawingml/2006/wordprocessingDrawing" xmlns:w10="urn:schemas-microsoft-com:office:word" xmlns:w="http://schemas.openxmlformats.org/wordprocessingml/2006/main" xmlns:w14="http://schemas.microsoft.com/office/word/2010/wordml" xmlns:w15="http://schemas.microsoft.com/office/word/2012/wordml" xmlns:w16cex="http://schemas.microsoft.com/office/word/2018/wordml/cex" xmlns:w16cid="http://schemas.microsoft.com/office/word/2016/wordml/cid" xmlns:w16="http://schemas.microsoft.com/office/word/2018/wordml" xmlns:w16du="http://schemas.microsoft.com/office/word/2023/wordml/word16du" xmlns:w16sdtdh="http://schemas.microsoft.com/office/word/2020/wordml/sdtdatahash" xmlns:w16sdtfl="http://schemas.microsoft.com/office/word/2024/wordml/sdtformatlock" xmlns:w16se="http://schemas.microsoft.com/office/word/2015/wordml/symex" xmlns:wpg="http://schemas.microsoft.com/office/word/2010/wordprocessingGroup" xmlns:wpi="http://schemas.microsoft.com/office/word/2010/wordprocessingInk" xmlns:wne="http://schemas.microsoft.com/office/word/2006/wordml" xmlns:wps="http://schemas.microsoft.com/office/word/2010/wordprocessingShape" mc:Ignorable="w14 w15 w16se w16cid w16 w16cex w16sdtdh w16sdtfl w16du wp14">
+<w:footnotes xmlns:wpc="http://schemas.microsoft.com/office/word/2010/wordprocessingCanvas" xmlns:cx="http://schemas.microsoft.com/office/drawing/2014/chartex" xmlns:mc="http://schemas.openxmlformats.org/markup-compatibility/2006" xmlns:o="urn:schemas-microsoft-com:office:office" xmlns:r="http://schemas.openxmlformats.org/officeDocument/2006/relationships" xmlns:m="http://schemas.openxmlformats.org/officeDocument/2006/math" xmlns:v="urn:schemas-microsoft-com:vml" xmlns:wp14="http://schemas.microsoft.com/office/word/2010/wordprocessingDrawing" xmlns:wp="http://schemas.openxmlformats.org/drawingml/2006/wordprocessingDrawing" xmlns:w10="urn:schemas-microsoft-com:office:word" xmlns:w="http://schemas.openxmlformats.org/wordprocessingml/2006/main" xmlns:w14="http://schemas.microsoft.com/office/word/2010/wordml" xmlns:w15="http://schemas.microsoft.com/office/word/2012/wordml" xmlns:w16se="http://schemas.microsoft.com/office/word/2015/wordml/symex" xmlns:wpg="http://schemas.microsoft.com/office/word/2010/wordprocessingGroup" xmlns:wpi="http://schemas.microsoft.com/office/word/2010/wordprocessingInk" xmlns:wne="http://schemas.microsoft.com/office/word/2006/wordml" xmlns:wps="http://schemas.microsoft.com/office/word/2010/wordprocessingShape" mc:Ignorable="w14 w15 w16se wp14">
   <w:footnote w:type="separator" w:id="-1">
     <w:p>
       <w:pPr>
@@ -1847,7 +1823,7 @@
 </file>
 
 <file path=word/styles.xml><?xml version="1.0" encoding="utf-8"?>
-<w:styles xmlns:mc="http://schemas.openxmlformats.org/markup-compatibility/2006" xmlns:r="http://schemas.openxmlformats.org/officeDocument/2006/relationships" xmlns:w="http://schemas.openxmlformats.org/wordprocessingml/2006/main" xmlns:w14="http://schemas.microsoft.com/office/word/2010/wordml" xmlns:w15="http://schemas.microsoft.com/office/word/2012/wordml" xmlns:w16cex="http://schemas.microsoft.com/office/word/2018/wordml/cex" xmlns:w16cid="http://schemas.microsoft.com/office/word/2016/wordml/cid" xmlns:w16="http://schemas.microsoft.com/office/word/2018/wordml" xmlns:w16du="http://schemas.microsoft.com/office/word/2023/wordml/word16du" xmlns:w16sdtdh="http://schemas.microsoft.com/office/word/2020/wordml/sdtdatahash" xmlns:w16sdtfl="http://schemas.microsoft.com/office/word/2024/wordml/sdtformatlock" xmlns:w16se="http://schemas.microsoft.com/office/word/2015/wordml/symex" mc:Ignorable="w14 w15 w16se w16cid w16 w16cex w16sdtdh w16sdtfl w16du">
+<w:styles xmlns:mc="http://schemas.openxmlformats.org/markup-compatibility/2006" xmlns:r="http://schemas.openxmlformats.org/officeDocument/2006/relationships" xmlns:w="http://schemas.openxmlformats.org/wordprocessingml/2006/main" xmlns:w14="http://schemas.microsoft.com/office/word/2010/wordml" xmlns:w15="http://schemas.microsoft.com/office/word/2012/wordml" xmlns:w16se="http://schemas.microsoft.com/office/word/2015/wordml/symex" mc:Ignorable="w14 w15 w16se">
   <w:docDefaults>
     <w:rPrDefault>
       <w:rPr>
@@ -1865,7 +1841,7 @@
       </w:pPr>
     </w:pPrDefault>
   </w:docDefaults>
-  <w:latentStyles w:defLockedState="0" w:defUIPriority="99" w:defSemiHidden="0" w:defUnhideWhenUsed="0" w:defQFormat="0" w:count="376">
+  <w:latentStyles w:defLockedState="0" w:defUIPriority="99" w:defSemiHidden="0" w:defUnhideWhenUsed="0" w:defQFormat="0" w:count="371">
     <w:lsdException w:name="Normal" w:uiPriority="0" w:qFormat="1"/>
     <w:lsdException w:name="heading 1" w:uiPriority="9" w:qFormat="1"/>
     <w:lsdException w:name="heading 2" w:semiHidden="1" w:uiPriority="9" w:unhideWhenUsed="1" w:qFormat="1"/>
@@ -2237,11 +2213,6 @@
     <w:lsdException w:name="List Table 5 Dark Accent 6" w:uiPriority="50"/>
     <w:lsdException w:name="List Table 6 Colorful Accent 6" w:uiPriority="51"/>
     <w:lsdException w:name="List Table 7 Colorful Accent 6" w:uiPriority="52"/>
-    <w:lsdException w:name="Mention" w:semiHidden="1" w:unhideWhenUsed="1"/>
-    <w:lsdException w:name="Smart Hyperlink" w:semiHidden="1" w:unhideWhenUsed="1"/>
-    <w:lsdException w:name="Hashtag" w:semiHidden="1" w:unhideWhenUsed="1"/>
-    <w:lsdException w:name="Unresolved Mention" w:semiHidden="1" w:unhideWhenUsed="1"/>
-    <w:lsdException w:name="Smart Link" w:semiHidden="1" w:unhideWhenUsed="1"/>
   </w:latentStyles>
   <w:style w:type="paragraph" w:default="1" w:styleId="a">
     <w:name w:val="Normal"/>
